--- a/Day wise report/006BE8744_Day-2.docx
+++ b/Day wise report/006BE8744_Day-2.docx
@@ -30,17 +30,55 @@
           <w:bCs/>
         </w:rPr>
       </w:pPr>
+      <w:proofErr w:type="spellStart"/>
       <w:r>
         <w:rPr>
           <w:b/>
         </w:rPr>
         <w:t>mkdir</w:t>
       </w:r>
-      <w:r>
-        <w:rPr>
-          <w:bCs/>
-        </w:rPr>
-        <w:t xml:space="preserve"> – [ mkdir foldername ] - make a new directory</w:t>
+      <w:proofErr w:type="spellEnd"/>
+      <w:r>
+        <w:rPr>
+          <w:bCs/>
+        </w:rPr>
+        <w:t xml:space="preserve"> – [ </w:t>
+      </w:r>
+      <w:proofErr w:type="spellStart"/>
+      <w:r>
+        <w:rPr>
+          <w:bCs/>
+        </w:rPr>
+        <w:t>mkdir</w:t>
+      </w:r>
+      <w:proofErr w:type="spellEnd"/>
+      <w:r>
+        <w:rPr>
+          <w:bCs/>
+        </w:rPr>
+        <w:t xml:space="preserve"> </w:t>
+      </w:r>
+      <w:proofErr w:type="spellStart"/>
+      <w:proofErr w:type="gramStart"/>
+      <w:r>
+        <w:rPr>
+          <w:bCs/>
+        </w:rPr>
+        <w:t>foldername</w:t>
+      </w:r>
+      <w:proofErr w:type="spellEnd"/>
+      <w:r>
+        <w:rPr>
+          <w:bCs/>
+        </w:rPr>
+        <w:t xml:space="preserve"> ]</w:t>
+      </w:r>
+      <w:proofErr w:type="gramEnd"/>
+      <w:r>
+        <w:rPr>
+          <w:bCs/>
+        </w:rPr>
+        <w:t xml:space="preserve"> - make a new directory</w:t>
       </w:r>
     </w:p>
     <w:p>
@@ -70,7 +108,21 @@
         <w:rPr>
           <w:bCs/>
         </w:rPr>
-        <w:t>– [ ls ] - list files and folders</w:t>
+        <w:t xml:space="preserve">– [ </w:t>
+      </w:r>
+      <w:proofErr w:type="gramStart"/>
+      <w:r>
+        <w:rPr>
+          <w:bCs/>
+        </w:rPr>
+        <w:t>ls ]</w:t>
+      </w:r>
+      <w:proofErr w:type="gramEnd"/>
+      <w:r>
+        <w:rPr>
+          <w:bCs/>
+        </w:rPr>
+        <w:t xml:space="preserve"> - list files and folders</w:t>
       </w:r>
     </w:p>
     <w:p>
@@ -142,13 +194,27 @@
         <w:rPr>
           <w:bCs/>
         </w:rPr>
-        <w:t xml:space="preserve"> [ ls &gt; filename </w:t>
-      </w:r>
-      <w:r>
-        <w:rPr>
-          <w:bCs/>
-        </w:rPr>
-        <w:t>] – move path to content of file</w:t>
+        <w:t xml:space="preserve"> [ ls &gt; </w:t>
+      </w:r>
+      <w:proofErr w:type="gramStart"/>
+      <w:r>
+        <w:rPr>
+          <w:bCs/>
+        </w:rPr>
+        <w:t xml:space="preserve">filename </w:t>
+      </w:r>
+      <w:r>
+        <w:rPr>
+          <w:bCs/>
+        </w:rPr>
+        <w:t>]</w:t>
+      </w:r>
+      <w:proofErr w:type="gramEnd"/>
+      <w:r>
+        <w:rPr>
+          <w:bCs/>
+        </w:rPr>
+        <w:t xml:space="preserve"> – move path to content of file</w:t>
       </w:r>
     </w:p>
     <w:p>
@@ -172,7 +238,21 @@
         <w:rPr>
           <w:bCs/>
         </w:rPr>
-        <w:t xml:space="preserve"> – [ cd path ] - change directory</w:t>
+        <w:t xml:space="preserve"> – [ cd </w:t>
+      </w:r>
+      <w:proofErr w:type="gramStart"/>
+      <w:r>
+        <w:rPr>
+          <w:bCs/>
+        </w:rPr>
+        <w:t>path ]</w:t>
+      </w:r>
+      <w:proofErr w:type="gramEnd"/>
+      <w:r>
+        <w:rPr>
+          <w:bCs/>
+        </w:rPr>
+        <w:t xml:space="preserve"> - change directory</w:t>
       </w:r>
     </w:p>
     <w:p>
@@ -196,7 +276,21 @@
         <w:rPr>
           <w:bCs/>
         </w:rPr>
-        <w:t xml:space="preserve"> – [ echo “text” &gt; filename ] -create new file with text</w:t>
+        <w:t xml:space="preserve"> – [ echo “text” &gt; </w:t>
+      </w:r>
+      <w:proofErr w:type="gramStart"/>
+      <w:r>
+        <w:rPr>
+          <w:bCs/>
+        </w:rPr>
+        <w:t>filename ]</w:t>
+      </w:r>
+      <w:proofErr w:type="gramEnd"/>
+      <w:r>
+        <w:rPr>
+          <w:bCs/>
+        </w:rPr>
+        <w:t xml:space="preserve"> -create new file with text</w:t>
       </w:r>
     </w:p>
     <w:p>
@@ -210,14 +304,35 @@
           <w:bCs/>
         </w:rPr>
       </w:pPr>
-      <w:r>
-        <w:rPr>
-          <w:b/>
-        </w:rPr>
-        <w:t xml:space="preserve">pwd </w:t>
-      </w:r>
-      <w:r>
-        <w:t>– [ pwd ] – present working directory</w:t>
+      <w:proofErr w:type="spellStart"/>
+      <w:r>
+        <w:rPr>
+          <w:b/>
+        </w:rPr>
+        <w:t>pwd</w:t>
+      </w:r>
+      <w:proofErr w:type="spellEnd"/>
+      <w:r>
+        <w:rPr>
+          <w:b/>
+        </w:rPr>
+        <w:t xml:space="preserve"> </w:t>
+      </w:r>
+      <w:r>
+        <w:t xml:space="preserve">– [ </w:t>
+      </w:r>
+      <w:proofErr w:type="spellStart"/>
+      <w:proofErr w:type="gramStart"/>
+      <w:r>
+        <w:t>pwd</w:t>
+      </w:r>
+      <w:proofErr w:type="spellEnd"/>
+      <w:r>
+        <w:t xml:space="preserve"> ]</w:t>
+      </w:r>
+      <w:proofErr w:type="gramEnd"/>
+      <w:r>
+        <w:t xml:space="preserve"> – present working directory</w:t>
       </w:r>
     </w:p>
     <w:p>
@@ -231,14 +346,43 @@
           <w:bCs/>
         </w:rPr>
       </w:pPr>
-      <w:r>
-        <w:rPr>
-          <w:b/>
-        </w:rPr>
-        <w:t xml:space="preserve">rmdir </w:t>
-      </w:r>
-      <w:r>
-        <w:t>– [ rmdir foldername ] – remove / delete directory</w:t>
+      <w:proofErr w:type="spellStart"/>
+      <w:r>
+        <w:rPr>
+          <w:b/>
+        </w:rPr>
+        <w:t>rmdir</w:t>
+      </w:r>
+      <w:proofErr w:type="spellEnd"/>
+      <w:r>
+        <w:rPr>
+          <w:b/>
+        </w:rPr>
+        <w:t xml:space="preserve"> </w:t>
+      </w:r>
+      <w:r>
+        <w:t xml:space="preserve">– [ </w:t>
+      </w:r>
+      <w:proofErr w:type="spellStart"/>
+      <w:r>
+        <w:t>rmdir</w:t>
+      </w:r>
+      <w:proofErr w:type="spellEnd"/>
+      <w:r>
+        <w:t xml:space="preserve"> </w:t>
+      </w:r>
+      <w:proofErr w:type="spellStart"/>
+      <w:proofErr w:type="gramStart"/>
+      <w:r>
+        <w:t>foldername</w:t>
+      </w:r>
+      <w:proofErr w:type="spellEnd"/>
+      <w:r>
+        <w:t xml:space="preserve"> ]</w:t>
+      </w:r>
+      <w:proofErr w:type="gramEnd"/>
+      <w:r>
+        <w:t xml:space="preserve"> – remove / delete directory</w:t>
       </w:r>
     </w:p>
     <w:p>
@@ -259,7 +403,18 @@
         <w:t xml:space="preserve">cat </w:t>
       </w:r>
       <w:r>
-        <w:t>– [ cat file1 ] – get content of file</w:t>
+        <w:t>– [ cat fil</w:t>
+      </w:r>
+      <w:r>
+        <w:t>e</w:t>
+      </w:r>
+      <w:proofErr w:type="gramStart"/>
+      <w:r>
+        <w:t>1 ]</w:t>
+      </w:r>
+      <w:proofErr w:type="gramEnd"/>
+      <w:r>
+        <w:t xml:space="preserve"> – get content of file</w:t>
       </w:r>
     </w:p>
     <w:p>
@@ -292,11 +447,16 @@
         <w:t xml:space="preserve"> [ cat </w:t>
       </w:r>
       <w:r>
-        <w:t>file1 &gt; file2</w:t>
+        <w:t>file1 &gt; file</w:t>
+      </w:r>
+      <w:proofErr w:type="gramStart"/>
+      <w:r>
+        <w:t>2</w:t>
       </w:r>
       <w:r>
         <w:t xml:space="preserve"> ]</w:t>
       </w:r>
+      <w:proofErr w:type="gramEnd"/>
       <w:r>
         <w:t xml:space="preserve"> – move contents of file</w:t>
       </w:r>
@@ -328,7 +488,15 @@
         <w:t>&gt;&gt;</w:t>
       </w:r>
       <w:r>
-        <w:t xml:space="preserve"> - [ cat file1 &gt;&gt; file2 ] – append contents of file</w:t>
+        <w:t xml:space="preserve"> - [ cat file1 &gt;&gt; file</w:t>
+      </w:r>
+      <w:proofErr w:type="gramStart"/>
+      <w:r>
+        <w:t>2 ]</w:t>
+      </w:r>
+      <w:proofErr w:type="gramEnd"/>
+      <w:r>
+        <w:t xml:space="preserve"> – append contents of file</w:t>
       </w:r>
     </w:p>
     <w:p>
@@ -352,11 +520,16 @@
         <w:t>[</w:t>
       </w:r>
       <w:r>
-        <w:t xml:space="preserve"> cp file1 file2 </w:t>
+        <w:t xml:space="preserve"> cp file1 file</w:t>
+      </w:r>
+      <w:proofErr w:type="gramStart"/>
+      <w:r>
+        <w:t xml:space="preserve">2 </w:t>
       </w:r>
       <w:r>
         <w:t>]</w:t>
       </w:r>
+      <w:proofErr w:type="gramEnd"/>
       <w:r>
         <w:t xml:space="preserve"> – copy file contents</w:t>
       </w:r>
@@ -379,7 +552,15 @@
         <w:t>rm –</w:t>
       </w:r>
       <w:r>
-        <w:t xml:space="preserve"> [ rm filename ] – remove file contents</w:t>
+        <w:t xml:space="preserve"> [ rm </w:t>
+      </w:r>
+      <w:proofErr w:type="gramStart"/>
+      <w:r>
+        <w:t>filename ]</w:t>
+      </w:r>
+      <w:proofErr w:type="gramEnd"/>
+      <w:r>
+        <w:t xml:space="preserve"> – remove file contents</w:t>
       </w:r>
     </w:p>
     <w:p>
@@ -437,11 +618,16 @@
         <w:t>[</w:t>
       </w:r>
       <w:r>
-        <w:t xml:space="preserve"> touch filename </w:t>
+        <w:t xml:space="preserve"> touch </w:t>
+      </w:r>
+      <w:proofErr w:type="gramStart"/>
+      <w:r>
+        <w:t xml:space="preserve">filename </w:t>
       </w:r>
       <w:r>
         <w:t>]</w:t>
       </w:r>
+      <w:proofErr w:type="gramEnd"/>
       <w:r>
         <w:t xml:space="preserve"> – create empty file</w:t>
       </w:r>
@@ -465,7 +651,15 @@
         <w:t>head –</w:t>
       </w:r>
       <w:r>
-        <w:t xml:space="preserve"> [ head filename ] – get first 10 lines of file</w:t>
+        <w:t xml:space="preserve"> [ head </w:t>
+      </w:r>
+      <w:proofErr w:type="gramStart"/>
+      <w:r>
+        <w:t>filename ]</w:t>
+      </w:r>
+      <w:proofErr w:type="gramEnd"/>
+      <w:r>
+        <w:t xml:space="preserve"> – get first 10 lines of file</w:t>
       </w:r>
     </w:p>
     <w:p>
@@ -496,19 +690,92 @@
         <w:t>–</w:t>
       </w:r>
       <w:r>
+        <w:t xml:space="preserve"> [ tail </w:t>
+      </w:r>
+      <w:proofErr w:type="gramStart"/>
+      <w:r>
+        <w:t>filename ]</w:t>
+      </w:r>
+      <w:proofErr w:type="gramEnd"/>
+      <w:r>
+        <w:t xml:space="preserve"> – get last 10 lines of file</w:t>
+      </w:r>
+    </w:p>
+    <w:p>
+      <w:pPr>
+        <w:pStyle w:val="ListParagraph"/>
+        <w:numPr>
+          <w:ilvl w:val="0"/>
+          <w:numId w:val="1"/>
+        </w:numPr>
+        <w:rPr>
+          <w:b/>
+          <w:bCs/>
+        </w:rPr>
+      </w:pPr>
+      <w:r>
+        <w:rPr>
+          <w:b/>
+          <w:bCs/>
+        </w:rPr>
+        <w:t xml:space="preserve">less – </w:t>
+      </w:r>
+      <w:r>
+        <w:rPr>
+          <w:bCs/>
+        </w:rPr>
+        <w:t xml:space="preserve">[ less </w:t>
+      </w:r>
+      <w:proofErr w:type="gramStart"/>
+      <w:r>
+        <w:rPr>
+          <w:bCs/>
+        </w:rPr>
+        <w:t>filename ]</w:t>
+      </w:r>
+      <w:proofErr w:type="gramEnd"/>
+      <w:r>
+        <w:rPr>
+          <w:bCs/>
+        </w:rPr>
+        <w:t xml:space="preserve"> – view file in pages</w:t>
+      </w:r>
+    </w:p>
+    <w:p>
+      <w:pPr>
+        <w:pStyle w:val="ListParagraph"/>
+        <w:numPr>
+          <w:ilvl w:val="0"/>
+          <w:numId w:val="1"/>
+        </w:numPr>
+        <w:rPr>
+          <w:b/>
+          <w:bCs/>
+        </w:rPr>
+      </w:pPr>
+      <w:r>
+        <w:rPr>
+          <w:b/>
+          <w:bCs/>
+        </w:rPr>
+        <w:t>grep –</w:t>
+      </w:r>
+      <w:r>
         <w:t xml:space="preserve"> [ </w:t>
       </w:r>
       <w:r>
-        <w:t xml:space="preserve">tail </w:t>
-      </w:r>
-      <w:r>
-        <w:t xml:space="preserve">filename ] – get </w:t>
-      </w:r>
-      <w:r>
-        <w:t xml:space="preserve">last </w:t>
-      </w:r>
-      <w:r>
-        <w:t>10 lines of file</w:t>
+        <w:t xml:space="preserve">grep patter </w:t>
+      </w:r>
+      <w:proofErr w:type="gramStart"/>
+      <w:r>
+        <w:t xml:space="preserve">file </w:t>
+      </w:r>
+      <w:r>
+        <w:t>]</w:t>
+      </w:r>
+      <w:proofErr w:type="gramEnd"/>
+      <w:r>
+        <w:t xml:space="preserve"> – get patterns from a file</w:t>
       </w:r>
     </w:p>
     <w:p>
@@ -523,24 +790,46 @@
           <w:bCs/>
         </w:rPr>
       </w:pPr>
-      <w:r>
-        <w:rPr>
-          <w:b/>
-          <w:bCs/>
-        </w:rPr>
-        <w:t xml:space="preserve">less – </w:t>
-      </w:r>
-      <w:r>
-        <w:rPr>
-          <w:bCs/>
-        </w:rPr>
-        <w:t>[ less filename ]</w:t>
-      </w:r>
-      <w:r>
-        <w:rPr>
-          <w:bCs/>
-        </w:rPr>
-        <w:t xml:space="preserve"> – view file in pages</w:t>
+      <w:proofErr w:type="spellStart"/>
+      <w:r>
+        <w:rPr>
+          <w:b/>
+          <w:bCs/>
+        </w:rPr>
+        <w:t>chmod</w:t>
+      </w:r>
+      <w:proofErr w:type="spellEnd"/>
+      <w:r>
+        <w:rPr>
+          <w:b/>
+          <w:bCs/>
+        </w:rPr>
+        <w:t xml:space="preserve"> –</w:t>
+      </w:r>
+      <w:r>
+        <w:t xml:space="preserve"> [</w:t>
+      </w:r>
+      <w:r>
+        <w:t xml:space="preserve"> </w:t>
+      </w:r>
+      <w:proofErr w:type="spellStart"/>
+      <w:r>
+        <w:t>chmod</w:t>
+      </w:r>
+      <w:proofErr w:type="spellEnd"/>
+      <w:r>
+        <w:t xml:space="preserve"> pattern </w:t>
+      </w:r>
+      <w:proofErr w:type="gramStart"/>
+      <w:r>
+        <w:t xml:space="preserve">filename </w:t>
+      </w:r>
+      <w:r>
+        <w:t>]</w:t>
+      </w:r>
+      <w:proofErr w:type="gramEnd"/>
+      <w:r>
+        <w:t xml:space="preserve"> – change permissions</w:t>
       </w:r>
     </w:p>
     <w:p>
@@ -555,24 +844,159 @@
           <w:bCs/>
         </w:rPr>
       </w:pPr>
-      <w:r>
-        <w:rPr>
-          <w:b/>
-          <w:bCs/>
-        </w:rPr>
-        <w:t>grep –</w:t>
+      <w:proofErr w:type="spellStart"/>
+      <w:r>
+        <w:rPr>
+          <w:b/>
+          <w:bCs/>
+        </w:rPr>
+        <w:t>useradd</w:t>
+      </w:r>
+      <w:proofErr w:type="spellEnd"/>
+      <w:r>
+        <w:rPr>
+          <w:b/>
+          <w:bCs/>
+        </w:rPr>
+        <w:t xml:space="preserve"> –</w:t>
       </w:r>
       <w:r>
         <w:t xml:space="preserve"> [ </w:t>
       </w:r>
-      <w:r>
-        <w:t xml:space="preserve">grep patter file </w:t>
+      <w:proofErr w:type="spellStart"/>
+      <w:r>
+        <w:t>useradd</w:t>
+      </w:r>
+      <w:proofErr w:type="spellEnd"/>
+      <w:r>
+        <w:t xml:space="preserve"> </w:t>
+      </w:r>
+      <w:proofErr w:type="gramStart"/>
+      <w:r>
+        <w:t>username ]</w:t>
+      </w:r>
+      <w:proofErr w:type="gramEnd"/>
+      <w:r>
+        <w:t xml:space="preserve"> – add user</w:t>
+      </w:r>
+    </w:p>
+    <w:p>
+      <w:pPr>
+        <w:pStyle w:val="ListParagraph"/>
+        <w:numPr>
+          <w:ilvl w:val="0"/>
+          <w:numId w:val="1"/>
+        </w:numPr>
+        <w:rPr>
+          <w:b/>
+          <w:bCs/>
+        </w:rPr>
+      </w:pPr>
+      <w:r>
+        <w:rPr>
+          <w:b/>
+          <w:bCs/>
+        </w:rPr>
+        <w:t>passwd –</w:t>
+      </w:r>
+      <w:r>
+        <w:t xml:space="preserve"> [ passwd </w:t>
+      </w:r>
+      <w:proofErr w:type="gramStart"/>
+      <w:r>
+        <w:t>username ]</w:t>
+      </w:r>
+      <w:proofErr w:type="gramEnd"/>
+      <w:r>
+        <w:t xml:space="preserve"> – change password for user</w:t>
+      </w:r>
+    </w:p>
+    <w:p>
+      <w:pPr>
+        <w:pStyle w:val="ListParagraph"/>
+        <w:numPr>
+          <w:ilvl w:val="0"/>
+          <w:numId w:val="1"/>
+        </w:numPr>
+        <w:rPr>
+          <w:b/>
+          <w:bCs/>
+        </w:rPr>
+      </w:pPr>
+      <w:proofErr w:type="spellStart"/>
+      <w:r>
+        <w:rPr>
+          <w:b/>
+          <w:bCs/>
+        </w:rPr>
+        <w:t>userdel</w:t>
+      </w:r>
+      <w:proofErr w:type="spellEnd"/>
+      <w:r>
+        <w:rPr>
+          <w:b/>
+          <w:bCs/>
+        </w:rPr>
+        <w:t xml:space="preserve"> –</w:t>
+      </w:r>
+      <w:r>
+        <w:t xml:space="preserve"> [</w:t>
+      </w:r>
+      <w:r>
+        <w:t xml:space="preserve"> </w:t>
+      </w:r>
+      <w:proofErr w:type="spellStart"/>
+      <w:r>
+        <w:t>userdel</w:t>
+      </w:r>
+      <w:proofErr w:type="spellEnd"/>
+      <w:r>
+        <w:t xml:space="preserve"> </w:t>
+      </w:r>
+      <w:proofErr w:type="gramStart"/>
+      <w:r>
+        <w:t>username ]</w:t>
+      </w:r>
+      <w:proofErr w:type="gramEnd"/>
+      <w:r>
+        <w:t xml:space="preserve"> – delete user</w:t>
+      </w:r>
+    </w:p>
+    <w:p>
+      <w:pPr>
+        <w:pStyle w:val="ListParagraph"/>
+        <w:numPr>
+          <w:ilvl w:val="0"/>
+          <w:numId w:val="1"/>
+        </w:numPr>
+        <w:rPr>
+          <w:b/>
+          <w:bCs/>
+        </w:rPr>
+      </w:pPr>
+      <w:r>
+        <w:rPr>
+          <w:b/>
+          <w:bCs/>
+        </w:rPr>
+        <w:t>cat /etc/passwd –</w:t>
+      </w:r>
+      <w:r>
+        <w:t xml:space="preserve"> </w:t>
+      </w:r>
+      <w:proofErr w:type="gramStart"/>
+      <w:r>
+        <w:t>[</w:t>
+      </w:r>
+      <w:r>
+        <w:t xml:space="preserve"> </w:t>
       </w:r>
       <w:r>
         <w:t>]</w:t>
       </w:r>
-      <w:r>
-        <w:t xml:space="preserve"> – get patterns from a file</w:t>
+      <w:proofErr w:type="gramEnd"/>
+      <w:r>
+        <w:t xml:space="preserve"> – get all users</w:t>
       </w:r>
     </w:p>
     <w:p>
@@ -587,24 +1011,185 @@
           <w:bCs/>
         </w:rPr>
       </w:pPr>
-      <w:r>
-        <w:rPr>
-          <w:b/>
-          <w:bCs/>
-        </w:rPr>
-        <w:t>chmod –</w:t>
-      </w:r>
-      <w:r>
-        <w:t xml:space="preserve"> [</w:t>
-      </w:r>
-      <w:r>
-        <w:t xml:space="preserve"> chmod pattern filename </w:t>
-      </w:r>
-      <w:r>
+      <w:proofErr w:type="spellStart"/>
+      <w:r>
+        <w:rPr>
+          <w:b/>
+          <w:bCs/>
+        </w:rPr>
+        <w:t>su</w:t>
+      </w:r>
+      <w:proofErr w:type="spellEnd"/>
+      <w:r>
+        <w:rPr>
+          <w:b/>
+          <w:bCs/>
+        </w:rPr>
+        <w:t xml:space="preserve"> –</w:t>
+      </w:r>
+      <w:r>
+        <w:t xml:space="preserve"> [ </w:t>
+      </w:r>
+      <w:proofErr w:type="spellStart"/>
+      <w:r>
+        <w:t>su</w:t>
+      </w:r>
+      <w:proofErr w:type="spellEnd"/>
+      <w:r>
+        <w:t xml:space="preserve"> </w:t>
+      </w:r>
+      <w:proofErr w:type="gramStart"/>
+      <w:r>
+        <w:t>username ]</w:t>
+      </w:r>
+      <w:proofErr w:type="gramEnd"/>
+      <w:r>
+        <w:t xml:space="preserve"> – switch user</w:t>
+      </w:r>
+    </w:p>
+    <w:p>
+      <w:pPr>
+        <w:pStyle w:val="ListParagraph"/>
+        <w:numPr>
+          <w:ilvl w:val="0"/>
+          <w:numId w:val="1"/>
+        </w:numPr>
+        <w:rPr>
+          <w:b/>
+          <w:bCs/>
+        </w:rPr>
+      </w:pPr>
+      <w:r>
+        <w:rPr>
+          <w:b/>
+          <w:bCs/>
+        </w:rPr>
+        <w:t>date –</w:t>
+      </w:r>
+      <w:r>
+        <w:t xml:space="preserve"> </w:t>
+      </w:r>
+      <w:proofErr w:type="gramStart"/>
+      <w:r>
+        <w:t>[ ]</w:t>
+      </w:r>
+      <w:proofErr w:type="gramEnd"/>
+      <w:r>
+        <w:t xml:space="preserve"> – get date and time</w:t>
+      </w:r>
+    </w:p>
+    <w:p>
+      <w:pPr>
+        <w:pStyle w:val="ListParagraph"/>
+        <w:numPr>
+          <w:ilvl w:val="0"/>
+          <w:numId w:val="1"/>
+        </w:numPr>
+        <w:rPr>
+          <w:b/>
+          <w:bCs/>
+        </w:rPr>
+      </w:pPr>
+      <w:r>
+        <w:rPr>
+          <w:b/>
+        </w:rPr>
+        <w:t>id</w:t>
+      </w:r>
+      <w:r>
+        <w:t xml:space="preserve"> – [ id </w:t>
+      </w:r>
+      <w:proofErr w:type="gramStart"/>
+      <w:r>
+        <w:t>username ]</w:t>
+      </w:r>
+      <w:proofErr w:type="gramEnd"/>
+      <w:r>
+        <w:t xml:space="preserve"> </w:t>
+      </w:r>
+      <w:r>
+        <w:t>–</w:t>
+      </w:r>
+      <w:r>
+        <w:t xml:space="preserve"> </w:t>
+      </w:r>
+      <w:r>
+        <w:t>get user id</w:t>
+      </w:r>
+    </w:p>
+    <w:p>
+      <w:pPr>
+        <w:pStyle w:val="ListParagraph"/>
+        <w:numPr>
+          <w:ilvl w:val="0"/>
+          <w:numId w:val="1"/>
+        </w:numPr>
+        <w:rPr>
+          <w:b/>
+          <w:bCs/>
+        </w:rPr>
+      </w:pPr>
+      <w:proofErr w:type="spellStart"/>
+      <w:r>
+        <w:rPr>
+          <w:b/>
+          <w:bCs/>
+        </w:rPr>
+        <w:t>chown</w:t>
+      </w:r>
+      <w:proofErr w:type="spellEnd"/>
+      <w:r>
+        <w:rPr>
+          <w:b/>
+          <w:bCs/>
+        </w:rPr>
+        <w:t xml:space="preserve"> – </w:t>
+      </w:r>
+      <w:r>
+        <w:rPr>
+          <w:bCs/>
+        </w:rPr>
+        <w:t>[</w:t>
+      </w:r>
+      <w:r>
+        <w:rPr>
+          <w:bCs/>
+        </w:rPr>
+        <w:t xml:space="preserve"> </w:t>
+      </w:r>
+      <w:proofErr w:type="spellStart"/>
+      <w:r>
+        <w:rPr>
+          <w:bCs/>
+        </w:rPr>
+        <w:t>chown</w:t>
+      </w:r>
+      <w:proofErr w:type="spellEnd"/>
+      <w:r>
+        <w:rPr>
+          <w:bCs/>
+        </w:rPr>
+        <w:t xml:space="preserve"> user </w:t>
+      </w:r>
+      <w:proofErr w:type="gramStart"/>
+      <w:r>
+        <w:rPr>
+          <w:bCs/>
+        </w:rPr>
+        <w:t xml:space="preserve">filename </w:t>
+      </w:r>
+      <w:r>
+        <w:rPr>
+          <w:bCs/>
+        </w:rPr>
         <w:t>]</w:t>
       </w:r>
-      <w:r>
-        <w:t xml:space="preserve"> – change permissions</w:t>
+      <w:proofErr w:type="gramEnd"/>
+      <w:r>
+        <w:rPr>
+          <w:bCs/>
+        </w:rPr>
+        <w:t xml:space="preserve"> – change owner of file</w:t>
       </w:r>
     </w:p>
     <w:p>
@@ -624,33 +1209,44 @@
           <w:b/>
           <w:bCs/>
         </w:rPr>
-        <w:t>useradd –</w:t>
-      </w:r>
-      <w:r>
-        <w:t xml:space="preserve"> [ useradd username ] – add user</w:t>
-      </w:r>
-    </w:p>
-    <w:p>
-      <w:pPr>
-        <w:pStyle w:val="ListParagraph"/>
-        <w:numPr>
-          <w:ilvl w:val="0"/>
+        <w:t>vi –</w:t>
+      </w:r>
+      <w:r>
+        <w:t xml:space="preserve"> [vi filename] – open vi editor</w:t>
+      </w:r>
+    </w:p>
+    <w:p>
+      <w:pPr>
+        <w:pStyle w:val="ListParagraph"/>
+        <w:numPr>
+          <w:ilvl w:val="1"/>
           <w:numId w:val="1"/>
         </w:numPr>
         <w:rPr>
-          <w:b/>
-          <w:bCs/>
-        </w:rPr>
-      </w:pPr>
-      <w:r>
-        <w:rPr>
-          <w:b/>
-          <w:bCs/>
-        </w:rPr>
-        <w:t>passwd –</w:t>
-      </w:r>
-      <w:r>
-        <w:t xml:space="preserve"> [ passwd username ] – change password for user</w:t>
+          <w:bCs/>
+        </w:rPr>
+      </w:pPr>
+      <w:proofErr w:type="spellStart"/>
+      <w:proofErr w:type="gramStart"/>
+      <w:r>
+        <w:rPr>
+          <w:bCs/>
+        </w:rPr>
+        <w:t>ESC</w:t>
+      </w:r>
+      <w:r>
+        <w:rPr>
+          <w:bCs/>
+        </w:rPr>
+        <w:t>:wq</w:t>
+      </w:r>
+      <w:proofErr w:type="spellEnd"/>
+      <w:proofErr w:type="gramEnd"/>
+      <w:r>
+        <w:rPr>
+          <w:bCs/>
+        </w:rPr>
+        <w:t xml:space="preserve"> – to exit from vim editor</w:t>
       </w:r>
     </w:p>
     <w:p>
@@ -670,10 +1266,1249 @@
           <w:b/>
           <w:bCs/>
         </w:rPr>
-        <w:t>userdel –</w:t>
-      </w:r>
-      <w:r>
-        <w:t xml:space="preserve"> [userdel username ] – delete user</w:t>
+        <w:t>h</w:t>
+      </w:r>
+      <w:r>
+        <w:rPr>
+          <w:b/>
+          <w:bCs/>
+        </w:rPr>
+        <w:t>ostname</w:t>
+      </w:r>
+      <w:r>
+        <w:rPr>
+          <w:b/>
+          <w:bCs/>
+        </w:rPr>
+        <w:t xml:space="preserve"> </w:t>
+      </w:r>
+      <w:r>
+        <w:rPr>
+          <w:b/>
+          <w:bCs/>
+        </w:rPr>
+        <w:t>–</w:t>
+      </w:r>
+      <w:r>
+        <w:rPr>
+          <w:b/>
+          <w:bCs/>
+        </w:rPr>
+        <w:t xml:space="preserve"> </w:t>
+      </w:r>
+      <w:proofErr w:type="gramStart"/>
+      <w:r>
+        <w:rPr>
+          <w:bCs/>
+        </w:rPr>
+        <w:t>[ ]</w:t>
+      </w:r>
+      <w:proofErr w:type="gramEnd"/>
+      <w:r>
+        <w:rPr>
+          <w:bCs/>
+        </w:rPr>
+        <w:t xml:space="preserve"> -</w:t>
+      </w:r>
+      <w:r>
+        <w:rPr>
+          <w:b/>
+          <w:bCs/>
+        </w:rPr>
+        <w:t xml:space="preserve"> </w:t>
+      </w:r>
+      <w:r>
+        <w:rPr>
+          <w:bCs/>
+        </w:rPr>
+        <w:t>to get host</w:t>
+      </w:r>
+    </w:p>
+    <w:p>
+      <w:pPr>
+        <w:pStyle w:val="ListParagraph"/>
+        <w:numPr>
+          <w:ilvl w:val="0"/>
+          <w:numId w:val="1"/>
+        </w:numPr>
+        <w:rPr>
+          <w:b/>
+          <w:bCs/>
+        </w:rPr>
+      </w:pPr>
+      <w:proofErr w:type="spellStart"/>
+      <w:r>
+        <w:rPr>
+          <w:b/>
+          <w:bCs/>
+        </w:rPr>
+        <w:t>sudo</w:t>
+      </w:r>
+      <w:proofErr w:type="spellEnd"/>
+      <w:r>
+        <w:rPr>
+          <w:b/>
+          <w:bCs/>
+        </w:rPr>
+        <w:t xml:space="preserve"> –</w:t>
+      </w:r>
+      <w:r>
+        <w:t xml:space="preserve"> [ </w:t>
+      </w:r>
+      <w:proofErr w:type="spellStart"/>
+      <w:r>
+        <w:t>sudo</w:t>
+      </w:r>
+      <w:proofErr w:type="spellEnd"/>
+      <w:r>
+        <w:t xml:space="preserve"> </w:t>
+      </w:r>
+      <w:proofErr w:type="gramStart"/>
+      <w:r>
+        <w:t>command ]</w:t>
+      </w:r>
+      <w:proofErr w:type="gramEnd"/>
+      <w:r>
+        <w:t xml:space="preserve"> – access super user privilege</w:t>
+      </w:r>
+    </w:p>
+    <w:p>
+      <w:pPr>
+        <w:pStyle w:val="ListParagraph"/>
+        <w:numPr>
+          <w:ilvl w:val="0"/>
+          <w:numId w:val="1"/>
+        </w:numPr>
+        <w:rPr>
+          <w:b/>
+          <w:bCs/>
+        </w:rPr>
+      </w:pPr>
+      <w:proofErr w:type="spellStart"/>
+      <w:r>
+        <w:rPr>
+          <w:b/>
+          <w:bCs/>
+        </w:rPr>
+        <w:t>whoami</w:t>
+      </w:r>
+      <w:proofErr w:type="spellEnd"/>
+      <w:r>
+        <w:rPr>
+          <w:b/>
+          <w:bCs/>
+        </w:rPr>
+        <w:t xml:space="preserve"> – </w:t>
+      </w:r>
+      <w:proofErr w:type="gramStart"/>
+      <w:r>
+        <w:rPr>
+          <w:bCs/>
+        </w:rPr>
+        <w:t>[ ]</w:t>
+      </w:r>
+      <w:proofErr w:type="gramEnd"/>
+      <w:r>
+        <w:rPr>
+          <w:bCs/>
+        </w:rPr>
+        <w:t xml:space="preserve"> </w:t>
+      </w:r>
+      <w:r>
+        <w:rPr>
+          <w:bCs/>
+        </w:rPr>
+        <w:t>–</w:t>
+      </w:r>
+      <w:r>
+        <w:rPr>
+          <w:bCs/>
+        </w:rPr>
+        <w:t xml:space="preserve"> </w:t>
+      </w:r>
+      <w:r>
+        <w:rPr>
+          <w:bCs/>
+        </w:rPr>
+        <w:t>to get current user</w:t>
+      </w:r>
+    </w:p>
+    <w:p>
+      <w:pPr>
+        <w:rPr>
+          <w:b/>
+          <w:bCs/>
+        </w:rPr>
+      </w:pPr>
+    </w:p>
+    <w:p>
+      <w:pPr>
+        <w:rPr>
+          <w:b/>
+          <w:bCs/>
+        </w:rPr>
+      </w:pPr>
+    </w:p>
+    <w:p>
+      <w:pPr>
+        <w:rPr>
+          <w:b/>
+          <w:bCs/>
+        </w:rPr>
+      </w:pPr>
+      <w:r>
+        <w:rPr>
+          <w:b/>
+          <w:bCs/>
+        </w:rPr>
+        <w:lastRenderedPageBreak/>
+        <w:t>Task 1</w:t>
+      </w:r>
+    </w:p>
+    <w:p>
+      <w:pPr>
+        <w:rPr>
+          <w:bCs/>
+        </w:rPr>
+      </w:pPr>
+      <w:r>
+        <w:rPr>
+          <w:bCs/>
+        </w:rPr>
+        <w:t>Default permissions for newly created</w:t>
+      </w:r>
+      <w:r>
+        <w:rPr>
+          <w:bCs/>
+        </w:rPr>
+        <w:t>:</w:t>
+      </w:r>
+    </w:p>
+    <w:p>
+      <w:pPr>
+        <w:pStyle w:val="ListBullet"/>
+      </w:pPr>
+      <w:r>
+        <w:t>directories</w:t>
+      </w:r>
+      <w:r>
+        <w:t xml:space="preserve">:  </w:t>
+      </w:r>
+      <w:proofErr w:type="spellStart"/>
+      <w:r>
+        <w:t>drw</w:t>
+      </w:r>
+      <w:r>
+        <w:t>xr</w:t>
+      </w:r>
+      <w:proofErr w:type="spellEnd"/>
+      <w:r>
+        <w:t>-</w:t>
+      </w:r>
+      <w:proofErr w:type="spellStart"/>
+      <w:r>
+        <w:t>xr</w:t>
+      </w:r>
+      <w:proofErr w:type="spellEnd"/>
+      <w:r>
+        <w:t>-x [</w:t>
+      </w:r>
+      <w:r>
+        <w:t xml:space="preserve"> </w:t>
+      </w:r>
+      <w:r>
+        <w:t>read, write, execute – owner</w:t>
+      </w:r>
+      <w:r>
+        <w:t xml:space="preserve">; read, execute – group; read, execute – </w:t>
+      </w:r>
+      <w:proofErr w:type="gramStart"/>
+      <w:r>
+        <w:t xml:space="preserve">others </w:t>
+      </w:r>
+      <w:r>
+        <w:t>]</w:t>
+      </w:r>
+      <w:proofErr w:type="gramEnd"/>
+    </w:p>
+    <w:p>
+      <w:pPr>
+        <w:pStyle w:val="ListBullet"/>
+      </w:pPr>
+      <w:r>
+        <w:t>files: -</w:t>
+      </w:r>
+      <w:proofErr w:type="spellStart"/>
+      <w:r>
+        <w:t>rw</w:t>
+      </w:r>
+      <w:proofErr w:type="spellEnd"/>
+      <w:r>
+        <w:t>-r</w:t>
+      </w:r>
+      <w:r>
+        <w:t>--r--[ read, write – owner; read – group, read</w:t>
+      </w:r>
+      <w:r>
+        <w:t xml:space="preserve"> – </w:t>
+      </w:r>
+      <w:proofErr w:type="gramStart"/>
+      <w:r>
+        <w:t xml:space="preserve">others </w:t>
+      </w:r>
+      <w:r>
+        <w:t>]</w:t>
+      </w:r>
+      <w:proofErr w:type="gramEnd"/>
+    </w:p>
+    <w:p>
+      <w:pPr>
+        <w:pStyle w:val="ListBullet"/>
+        <w:numPr>
+          <w:ilvl w:val="0"/>
+          <w:numId w:val="0"/>
+        </w:numPr>
+        <w:ind w:left="360" w:hanging="360"/>
+      </w:pPr>
+    </w:p>
+    <w:p>
+      <w:pPr>
+        <w:pStyle w:val="ListBullet"/>
+        <w:numPr>
+          <w:ilvl w:val="0"/>
+          <w:numId w:val="0"/>
+        </w:numPr>
+        <w:ind w:left="360" w:hanging="360"/>
+        <w:rPr>
+          <w:b/>
+        </w:rPr>
+      </w:pPr>
+      <w:r>
+        <w:rPr>
+          <w:b/>
+        </w:rPr>
+        <w:t>Task 2</w:t>
+      </w:r>
+    </w:p>
+    <w:p>
+      <w:pPr>
+        <w:pStyle w:val="ListBullet"/>
+        <w:numPr>
+          <w:ilvl w:val="0"/>
+          <w:numId w:val="0"/>
+        </w:numPr>
+        <w:ind w:left="360" w:hanging="360"/>
+      </w:pPr>
+      <w:r>
+        <w:rPr>
+          <w:b/>
+        </w:rPr>
+        <w:t xml:space="preserve"> </w:t>
+      </w:r>
+      <w:r>
+        <w:t>To add user</w:t>
+      </w:r>
+      <w:r>
+        <w:t xml:space="preserve"> Adarsh</w:t>
+      </w:r>
+      <w:r>
+        <w:t xml:space="preserve"> in Linux: </w:t>
+      </w:r>
+      <w:proofErr w:type="spellStart"/>
+      <w:r>
+        <w:t>useradd</w:t>
+      </w:r>
+      <w:proofErr w:type="spellEnd"/>
+      <w:r>
+        <w:t xml:space="preserve"> </w:t>
+      </w:r>
+      <w:r>
+        <w:t>Adarsh</w:t>
+      </w:r>
+    </w:p>
+    <w:p>
+      <w:pPr>
+        <w:pStyle w:val="ListBullet"/>
+        <w:numPr>
+          <w:ilvl w:val="0"/>
+          <w:numId w:val="0"/>
+        </w:numPr>
+        <w:ind w:left="360" w:hanging="360"/>
+      </w:pPr>
+    </w:p>
+    <w:p>
+      <w:pPr>
+        <w:pStyle w:val="ListBullet"/>
+        <w:numPr>
+          <w:ilvl w:val="0"/>
+          <w:numId w:val="0"/>
+        </w:numPr>
+        <w:ind w:left="360" w:hanging="360"/>
+        <w:rPr>
+          <w:b/>
+        </w:rPr>
+      </w:pPr>
+      <w:r>
+        <w:rPr>
+          <w:b/>
+        </w:rPr>
+        <w:t>Task 3</w:t>
+      </w:r>
+    </w:p>
+    <w:p>
+      <w:pPr>
+        <w:pStyle w:val="ListBullet"/>
+        <w:numPr>
+          <w:ilvl w:val="0"/>
+          <w:numId w:val="0"/>
+        </w:numPr>
+        <w:ind w:left="360" w:hanging="360"/>
+      </w:pPr>
+      <w:r>
+        <w:t xml:space="preserve">Delete user in Linux: </w:t>
+      </w:r>
+      <w:proofErr w:type="spellStart"/>
+      <w:r>
+        <w:t>userdel</w:t>
+      </w:r>
+      <w:proofErr w:type="spellEnd"/>
+      <w:r>
+        <w:t xml:space="preserve"> Adarsh</w:t>
+      </w:r>
+    </w:p>
+    <w:p>
+      <w:pPr>
+        <w:pStyle w:val="ListBullet"/>
+        <w:numPr>
+          <w:ilvl w:val="0"/>
+          <w:numId w:val="0"/>
+        </w:numPr>
+        <w:ind w:left="360" w:hanging="360"/>
+      </w:pPr>
+    </w:p>
+    <w:p>
+      <w:pPr>
+        <w:pStyle w:val="ListBullet"/>
+        <w:numPr>
+          <w:ilvl w:val="0"/>
+          <w:numId w:val="0"/>
+        </w:numPr>
+        <w:ind w:left="360" w:hanging="360"/>
+        <w:rPr>
+          <w:b/>
+        </w:rPr>
+      </w:pPr>
+      <w:r>
+        <w:rPr>
+          <w:b/>
+        </w:rPr>
+        <w:t>Task 4</w:t>
+      </w:r>
+    </w:p>
+    <w:p>
+      <w:pPr>
+        <w:pStyle w:val="ListBullet"/>
+        <w:numPr>
+          <w:ilvl w:val="0"/>
+          <w:numId w:val="0"/>
+        </w:numPr>
+        <w:ind w:left="360" w:hanging="360"/>
+      </w:pPr>
+      <w:proofErr w:type="spellStart"/>
+      <w:r>
+        <w:t>useradd</w:t>
+      </w:r>
+      <w:proofErr w:type="spellEnd"/>
+      <w:r>
+        <w:t xml:space="preserve"> </w:t>
+      </w:r>
+      <w:r>
+        <w:t>Momi</w:t>
+      </w:r>
+    </w:p>
+    <w:p>
+      <w:pPr>
+        <w:pStyle w:val="ListBullet"/>
+        <w:numPr>
+          <w:ilvl w:val="0"/>
+          <w:numId w:val="0"/>
+        </w:numPr>
+        <w:ind w:left="360" w:hanging="360"/>
+      </w:pPr>
+      <w:r>
+        <w:t xml:space="preserve">passwd </w:t>
+      </w:r>
+      <w:r>
+        <w:t>Momi</w:t>
+      </w:r>
+    </w:p>
+    <w:p>
+      <w:pPr>
+        <w:pStyle w:val="ListBullet"/>
+        <w:numPr>
+          <w:ilvl w:val="0"/>
+          <w:numId w:val="0"/>
+        </w:numPr>
+        <w:ind w:left="360" w:hanging="360"/>
+      </w:pPr>
+      <w:proofErr w:type="spellStart"/>
+      <w:r>
+        <w:t>useradd</w:t>
+      </w:r>
+      <w:proofErr w:type="spellEnd"/>
+      <w:r>
+        <w:t xml:space="preserve"> </w:t>
+      </w:r>
+      <w:proofErr w:type="spellStart"/>
+      <w:r>
+        <w:t>Monsu</w:t>
+      </w:r>
+      <w:proofErr w:type="spellEnd"/>
+    </w:p>
+    <w:p>
+      <w:pPr>
+        <w:pStyle w:val="ListBullet"/>
+        <w:numPr>
+          <w:ilvl w:val="0"/>
+          <w:numId w:val="0"/>
+        </w:numPr>
+        <w:ind w:left="360" w:hanging="360"/>
+      </w:pPr>
+      <w:proofErr w:type="spellStart"/>
+      <w:r>
+        <w:t>su</w:t>
+      </w:r>
+      <w:proofErr w:type="spellEnd"/>
+      <w:r>
+        <w:t xml:space="preserve"> Momi</w:t>
+      </w:r>
+    </w:p>
+    <w:p>
+      <w:pPr>
+        <w:pStyle w:val="ListBullet"/>
+        <w:numPr>
+          <w:ilvl w:val="0"/>
+          <w:numId w:val="0"/>
+        </w:numPr>
+        <w:ind w:left="360" w:hanging="360"/>
+        <w:rPr>
+          <w:b/>
+        </w:rPr>
+      </w:pPr>
+    </w:p>
+    <w:p>
+      <w:pPr>
+        <w:pStyle w:val="ListBullet"/>
+        <w:numPr>
+          <w:ilvl w:val="0"/>
+          <w:numId w:val="0"/>
+        </w:numPr>
+        <w:ind w:left="360" w:hanging="360"/>
+        <w:rPr>
+          <w:b/>
+        </w:rPr>
+      </w:pPr>
+      <w:r>
+        <w:rPr>
+          <w:b/>
+        </w:rPr>
+        <w:t>Task 5</w:t>
+      </w:r>
+    </w:p>
+    <w:p>
+      <w:pPr>
+        <w:pStyle w:val="ListBullet"/>
+        <w:numPr>
+          <w:ilvl w:val="0"/>
+          <w:numId w:val="0"/>
+        </w:numPr>
+        <w:ind w:left="360" w:hanging="360"/>
+      </w:pPr>
+      <w:r>
+        <w:t xml:space="preserve">Find time in Linux: </w:t>
+      </w:r>
+      <w:r>
+        <w:t xml:space="preserve">date </w:t>
+      </w:r>
+      <w:r>
+        <w:t>+%T</w:t>
+      </w:r>
+    </w:p>
+    <w:p>
+      <w:pPr>
+        <w:pStyle w:val="ListBullet"/>
+        <w:numPr>
+          <w:ilvl w:val="0"/>
+          <w:numId w:val="0"/>
+        </w:numPr>
+        <w:ind w:left="360" w:hanging="360"/>
+        <w:rPr>
+          <w:b/>
+        </w:rPr>
+      </w:pPr>
+    </w:p>
+    <w:p>
+      <w:pPr>
+        <w:pStyle w:val="ListBullet"/>
+        <w:numPr>
+          <w:ilvl w:val="0"/>
+          <w:numId w:val="0"/>
+        </w:numPr>
+        <w:ind w:left="360" w:hanging="360"/>
+        <w:rPr>
+          <w:b/>
+        </w:rPr>
+      </w:pPr>
+      <w:r>
+        <w:rPr>
+          <w:b/>
+        </w:rPr>
+        <w:t>Task 6</w:t>
+      </w:r>
+    </w:p>
+    <w:p>
+      <w:pPr>
+        <w:pStyle w:val="ListBullet"/>
+        <w:numPr>
+          <w:ilvl w:val="0"/>
+          <w:numId w:val="0"/>
+        </w:numPr>
+        <w:ind w:left="360" w:hanging="360"/>
+      </w:pPr>
+      <w:r>
+        <w:t>Chown is used to change owner of fille</w:t>
+      </w:r>
+    </w:p>
+    <w:p>
+      <w:pPr>
+        <w:pStyle w:val="ListBullet"/>
+        <w:numPr>
+          <w:ilvl w:val="0"/>
+          <w:numId w:val="0"/>
+        </w:numPr>
+        <w:ind w:left="360" w:hanging="360"/>
+        <w:rPr>
+          <w:b/>
+        </w:rPr>
+      </w:pPr>
+    </w:p>
+    <w:p>
+      <w:pPr>
+        <w:pStyle w:val="ListBullet"/>
+        <w:numPr>
+          <w:ilvl w:val="0"/>
+          <w:numId w:val="0"/>
+        </w:numPr>
+        <w:ind w:left="360" w:hanging="360"/>
+        <w:rPr>
+          <w:b/>
+        </w:rPr>
+      </w:pPr>
+      <w:r>
+        <w:rPr>
+          <w:b/>
+        </w:rPr>
+        <w:t>Task 7</w:t>
+      </w:r>
+    </w:p>
+    <w:p>
+      <w:pPr>
+        <w:pStyle w:val="ListBullet"/>
+        <w:numPr>
+          <w:ilvl w:val="0"/>
+          <w:numId w:val="0"/>
+        </w:numPr>
+        <w:ind w:left="360" w:hanging="360"/>
+      </w:pPr>
+      <w:r>
+        <w:t>Grep is used to match expressions from files and find them</w:t>
+      </w:r>
+    </w:p>
+    <w:p>
+      <w:pPr>
+        <w:pStyle w:val="ListBullet"/>
+        <w:numPr>
+          <w:ilvl w:val="0"/>
+          <w:numId w:val="0"/>
+        </w:numPr>
+        <w:ind w:left="360" w:hanging="360"/>
+        <w:rPr>
+          <w:b/>
+        </w:rPr>
+      </w:pPr>
+    </w:p>
+    <w:p>
+      <w:pPr>
+        <w:pStyle w:val="ListBullet"/>
+        <w:numPr>
+          <w:ilvl w:val="0"/>
+          <w:numId w:val="0"/>
+        </w:numPr>
+        <w:ind w:left="360" w:hanging="360"/>
+        <w:rPr>
+          <w:b/>
+        </w:rPr>
+      </w:pPr>
+      <w:r>
+        <w:rPr>
+          <w:b/>
+        </w:rPr>
+        <w:t>Task 8</w:t>
+      </w:r>
+    </w:p>
+    <w:p>
+      <w:pPr>
+        <w:pStyle w:val="ListBullet"/>
+        <w:numPr>
+          <w:ilvl w:val="0"/>
+          <w:numId w:val="0"/>
+        </w:numPr>
+        <w:ind w:left="360" w:hanging="360"/>
+      </w:pPr>
+      <w:r>
+        <w:t xml:space="preserve">Using &gt; </w:t>
+      </w:r>
+      <w:proofErr w:type="gramStart"/>
+      <w:r>
+        <w:t>and  &gt;</w:t>
+      </w:r>
+      <w:proofErr w:type="gramEnd"/>
+      <w:r>
+        <w:t>&gt; operators</w:t>
+      </w:r>
+    </w:p>
+    <w:p>
+      <w:pPr>
+        <w:pStyle w:val="ListBullet"/>
+        <w:numPr>
+          <w:ilvl w:val="0"/>
+          <w:numId w:val="0"/>
+        </w:numPr>
+        <w:ind w:left="360" w:hanging="360"/>
+        <w:rPr>
+          <w:b/>
+        </w:rPr>
+      </w:pPr>
+    </w:p>
+    <w:p>
+      <w:pPr>
+        <w:pStyle w:val="ListBullet"/>
+        <w:numPr>
+          <w:ilvl w:val="0"/>
+          <w:numId w:val="0"/>
+        </w:numPr>
+        <w:ind w:left="360" w:hanging="360"/>
+        <w:rPr>
+          <w:b/>
+        </w:rPr>
+      </w:pPr>
+      <w:r>
+        <w:rPr>
+          <w:b/>
+        </w:rPr>
+        <w:t>Task 9</w:t>
+      </w:r>
+    </w:p>
+    <w:p>
+      <w:pPr>
+        <w:pStyle w:val="ListBullet"/>
+        <w:numPr>
+          <w:ilvl w:val="0"/>
+          <w:numId w:val="0"/>
+        </w:numPr>
+        <w:ind w:left="360" w:hanging="360"/>
+      </w:pPr>
+      <w:r>
+        <w:t>Open file test.txt in vi: vi text.txt</w:t>
+      </w:r>
+    </w:p>
+    <w:p>
+      <w:pPr>
+        <w:pStyle w:val="ListBullet"/>
+        <w:numPr>
+          <w:ilvl w:val="0"/>
+          <w:numId w:val="0"/>
+        </w:numPr>
+        <w:ind w:left="360" w:hanging="360"/>
+      </w:pPr>
+      <w:proofErr w:type="spellStart"/>
+      <w:proofErr w:type="gramStart"/>
+      <w:r>
+        <w:t>Esc:wq</w:t>
+      </w:r>
+      <w:proofErr w:type="spellEnd"/>
+      <w:proofErr w:type="gramEnd"/>
+    </w:p>
+    <w:p>
+      <w:pPr>
+        <w:pStyle w:val="ListBullet"/>
+        <w:numPr>
+          <w:ilvl w:val="0"/>
+          <w:numId w:val="0"/>
+        </w:numPr>
+        <w:ind w:left="360" w:hanging="360"/>
+        <w:rPr>
+          <w:b/>
+        </w:rPr>
+      </w:pPr>
+    </w:p>
+    <w:p>
+      <w:pPr>
+        <w:pStyle w:val="ListBullet"/>
+        <w:numPr>
+          <w:ilvl w:val="0"/>
+          <w:numId w:val="0"/>
+        </w:numPr>
+        <w:ind w:left="360" w:hanging="360"/>
+        <w:rPr>
+          <w:b/>
+        </w:rPr>
+      </w:pPr>
+      <w:r>
+        <w:rPr>
+          <w:b/>
+        </w:rPr>
+        <w:t>Task10</w:t>
+      </w:r>
+    </w:p>
+    <w:p>
+      <w:pPr>
+        <w:pStyle w:val="ListBullet"/>
+        <w:numPr>
+          <w:ilvl w:val="0"/>
+          <w:numId w:val="0"/>
+        </w:numPr>
+        <w:ind w:left="360" w:hanging="360"/>
+      </w:pPr>
+      <w:r>
+        <w:t>Hostname returns host</w:t>
+      </w:r>
+    </w:p>
+    <w:p>
+      <w:pPr>
+        <w:pStyle w:val="ListBullet"/>
+        <w:numPr>
+          <w:ilvl w:val="0"/>
+          <w:numId w:val="0"/>
+        </w:numPr>
+        <w:ind w:left="360" w:hanging="360"/>
+        <w:rPr>
+          <w:b/>
+        </w:rPr>
+      </w:pPr>
+    </w:p>
+    <w:p>
+      <w:pPr>
+        <w:pStyle w:val="ListBullet"/>
+        <w:numPr>
+          <w:ilvl w:val="0"/>
+          <w:numId w:val="0"/>
+        </w:numPr>
+        <w:ind w:left="360" w:hanging="360"/>
+        <w:rPr>
+          <w:b/>
+        </w:rPr>
+      </w:pPr>
+      <w:r>
+        <w:rPr>
+          <w:b/>
+        </w:rPr>
+        <w:t>Task 11</w:t>
+      </w:r>
+    </w:p>
+    <w:p>
+      <w:pPr>
+        <w:pStyle w:val="ListBullet"/>
+        <w:numPr>
+          <w:ilvl w:val="0"/>
+          <w:numId w:val="0"/>
+        </w:numPr>
+        <w:ind w:left="360" w:hanging="360"/>
+      </w:pPr>
+      <w:proofErr w:type="spellStart"/>
+      <w:r>
+        <w:t>uname</w:t>
+      </w:r>
+      <w:proofErr w:type="spellEnd"/>
+      <w:r>
+        <w:t xml:space="preserve"> -a returns all </w:t>
+      </w:r>
+      <w:r>
+        <w:t xml:space="preserve">available system </w:t>
+      </w:r>
+      <w:r>
+        <w:t>details</w:t>
+      </w:r>
+    </w:p>
+    <w:p>
+      <w:pPr>
+        <w:pStyle w:val="ListBullet"/>
+        <w:numPr>
+          <w:ilvl w:val="0"/>
+          <w:numId w:val="0"/>
+        </w:numPr>
+        <w:ind w:left="360" w:hanging="360"/>
+      </w:pPr>
+    </w:p>
+    <w:p>
+      <w:pPr>
+        <w:pStyle w:val="ListBullet"/>
+        <w:numPr>
+          <w:ilvl w:val="0"/>
+          <w:numId w:val="0"/>
+        </w:numPr>
+        <w:ind w:left="360" w:hanging="360"/>
+        <w:rPr>
+          <w:b/>
+        </w:rPr>
+      </w:pPr>
+      <w:r>
+        <w:rPr>
+          <w:b/>
+        </w:rPr>
+        <w:lastRenderedPageBreak/>
+        <w:t>Task 12</w:t>
+      </w:r>
+    </w:p>
+    <w:p>
+      <w:pPr>
+        <w:pStyle w:val="ListBullet"/>
+        <w:numPr>
+          <w:ilvl w:val="0"/>
+          <w:numId w:val="0"/>
+        </w:numPr>
+        <w:ind w:left="360" w:hanging="360"/>
+      </w:pPr>
+      <w:proofErr w:type="spellStart"/>
+      <w:r>
+        <w:t>sudo</w:t>
+      </w:r>
+      <w:proofErr w:type="spellEnd"/>
+      <w:r>
+        <w:t xml:space="preserve"> </w:t>
+      </w:r>
+      <w:proofErr w:type="spellStart"/>
+      <w:r>
+        <w:t>useradd</w:t>
+      </w:r>
+      <w:proofErr w:type="spellEnd"/>
+      <w:r>
+        <w:t xml:space="preserve"> Adarsh</w:t>
+      </w:r>
+    </w:p>
+    <w:p>
+      <w:pPr>
+        <w:rPr>
+          <w:b/>
+          <w:sz w:val="32"/>
+          <w:szCs w:val="32"/>
+        </w:rPr>
+      </w:pPr>
+    </w:p>
+    <w:p>
+      <w:pPr>
+        <w:rPr>
+          <w:b/>
+          <w:sz w:val="32"/>
+          <w:szCs w:val="32"/>
+        </w:rPr>
+      </w:pPr>
+      <w:r>
+        <w:rPr>
+          <w:b/>
+          <w:sz w:val="32"/>
+          <w:szCs w:val="32"/>
+        </w:rPr>
+        <w:t>Networking</w:t>
+      </w:r>
+    </w:p>
+    <w:p>
+      <w:r>
+        <w:rPr>
+          <w:b/>
+        </w:rPr>
+        <w:t>HTTP</w:t>
+      </w:r>
+      <w:r>
+        <w:t xml:space="preserve"> – stands for </w:t>
+      </w:r>
+      <w:r>
+        <w:t xml:space="preserve">Hyper Text Transfer Protocol which is the guidelines by which data is sent over </w:t>
+      </w:r>
+      <w:r>
+        <w:t xml:space="preserve">internet. It contains various methods to access data from servers </w:t>
+      </w:r>
+      <w:r>
+        <w:t xml:space="preserve">like </w:t>
+      </w:r>
+      <w:r>
+        <w:t xml:space="preserve">put, get, post, </w:t>
+      </w:r>
+      <w:r>
+        <w:t xml:space="preserve">and </w:t>
+      </w:r>
+      <w:r>
+        <w:t>query</w:t>
+      </w:r>
+      <w:r>
+        <w:t>. Using these methods you can access any authorized data from servers.</w:t>
+      </w:r>
+      <w:r>
+        <w:t xml:space="preserve"> HTTP follows a structure </w:t>
+      </w:r>
+      <w:r>
+        <w:t>and routes to the intended user by acknowledging the IP of the user.</w:t>
+      </w:r>
+    </w:p>
+    <w:p>
+      <w:r>
+        <w:rPr>
+          <w:b/>
+        </w:rPr>
+        <w:t>HTTPs</w:t>
+      </w:r>
+      <w:r>
+        <w:t xml:space="preserve"> – stands for Hyper Text Transfer Protocol Secured</w:t>
+      </w:r>
+      <w:r>
+        <w:t xml:space="preserve">, which is the secured version of HTTP, and hence the data is </w:t>
+      </w:r>
+      <w:r>
+        <w:t>encrypted through the network.</w:t>
+      </w:r>
+    </w:p>
+    <w:p>
+      <w:r>
+        <w:rPr>
+          <w:b/>
+        </w:rPr>
+        <w:t>HTTP</w:t>
+      </w:r>
+      <w:r>
+        <w:t xml:space="preserve"> </w:t>
+      </w:r>
+      <w:r>
+        <w:rPr>
+          <w:b/>
+        </w:rPr>
+        <w:t>methods</w:t>
+      </w:r>
+      <w:r>
+        <w:t>:</w:t>
+      </w:r>
+    </w:p>
+    <w:p>
+      <w:pPr>
+        <w:pStyle w:val="ListParagraph"/>
+        <w:numPr>
+          <w:ilvl w:val="0"/>
+          <w:numId w:val="2"/>
+        </w:numPr>
+      </w:pPr>
+      <w:r>
+        <w:t>get – to fetch data from the server</w:t>
+      </w:r>
+    </w:p>
+    <w:p>
+      <w:pPr>
+        <w:pStyle w:val="ListParagraph"/>
+        <w:numPr>
+          <w:ilvl w:val="0"/>
+          <w:numId w:val="2"/>
+        </w:numPr>
+      </w:pPr>
+      <w:r>
+        <w:t xml:space="preserve">put – </w:t>
+      </w:r>
+      <w:r>
+        <w:t xml:space="preserve">to update </w:t>
+      </w:r>
+      <w:r>
+        <w:t xml:space="preserve">complete </w:t>
+      </w:r>
+      <w:r>
+        <w:t>data to the backend</w:t>
+      </w:r>
+    </w:p>
+    <w:p>
+      <w:pPr>
+        <w:pStyle w:val="ListParagraph"/>
+        <w:numPr>
+          <w:ilvl w:val="0"/>
+          <w:numId w:val="2"/>
+        </w:numPr>
+      </w:pPr>
+      <w:r>
+        <w:t>patch – to update the data partially</w:t>
+      </w:r>
+    </w:p>
+    <w:p>
+      <w:pPr>
+        <w:pStyle w:val="ListParagraph"/>
+        <w:numPr>
+          <w:ilvl w:val="0"/>
+          <w:numId w:val="2"/>
+        </w:numPr>
+      </w:pPr>
+      <w:r>
+        <w:t xml:space="preserve">post – </w:t>
+      </w:r>
+      <w:r>
+        <w:t xml:space="preserve">to initialize and set data to the backend </w:t>
+      </w:r>
+    </w:p>
+    <w:p>
+      <w:pPr>
+        <w:pStyle w:val="ListParagraph"/>
+        <w:numPr>
+          <w:ilvl w:val="0"/>
+          <w:numId w:val="2"/>
+        </w:numPr>
+      </w:pPr>
+      <w:r>
+        <w:t>delete – to delete data from the backend</w:t>
+      </w:r>
+    </w:p>
+    <w:p>
+      <w:pPr>
+        <w:pStyle w:val="ListParagraph"/>
+        <w:numPr>
+          <w:ilvl w:val="0"/>
+          <w:numId w:val="2"/>
+        </w:numPr>
+      </w:pPr>
+      <w:r>
+        <w:t xml:space="preserve">query – a combination of </w:t>
+      </w:r>
+      <w:r>
+        <w:t>other methods to execute SQL queries using http</w:t>
+      </w:r>
+    </w:p>
+    <w:p>
+      <w:r>
+        <w:t xml:space="preserve">Few </w:t>
+      </w:r>
+      <w:r>
+        <w:rPr>
+          <w:b/>
+        </w:rPr>
+        <w:t>status</w:t>
+      </w:r>
+      <w:r>
+        <w:t xml:space="preserve"> </w:t>
+      </w:r>
+      <w:r>
+        <w:rPr>
+          <w:b/>
+        </w:rPr>
+        <w:t>codes</w:t>
+      </w:r>
+      <w:r>
+        <w:t xml:space="preserve"> in HTTP:</w:t>
+      </w:r>
+    </w:p>
+    <w:p>
+      <w:pPr>
+        <w:pStyle w:val="ListParagraph"/>
+        <w:numPr>
+          <w:ilvl w:val="0"/>
+          <w:numId w:val="3"/>
+        </w:numPr>
+      </w:pPr>
+      <w:r>
+        <w:t>200 – successful</w:t>
+      </w:r>
+    </w:p>
+    <w:p>
+      <w:pPr>
+        <w:pStyle w:val="ListParagraph"/>
+        <w:numPr>
+          <w:ilvl w:val="0"/>
+          <w:numId w:val="3"/>
+        </w:numPr>
+      </w:pPr>
+      <w:r>
+        <w:t>201 – resource allocated</w:t>
+      </w:r>
+    </w:p>
+    <w:p>
+      <w:pPr>
+        <w:pStyle w:val="ListParagraph"/>
+        <w:numPr>
+          <w:ilvl w:val="0"/>
+          <w:numId w:val="3"/>
+        </w:numPr>
+      </w:pPr>
+      <w:r>
+        <w:t>400 – bad request</w:t>
+      </w:r>
+    </w:p>
+    <w:p>
+      <w:pPr>
+        <w:pStyle w:val="ListParagraph"/>
+        <w:numPr>
+          <w:ilvl w:val="0"/>
+          <w:numId w:val="3"/>
+        </w:numPr>
+      </w:pPr>
+      <w:r>
+        <w:t xml:space="preserve">404 – </w:t>
+      </w:r>
+      <w:r>
+        <w:t>page not found</w:t>
+      </w:r>
+    </w:p>
+    <w:p>
+      <w:pPr>
+        <w:pStyle w:val="ListParagraph"/>
+        <w:numPr>
+          <w:ilvl w:val="0"/>
+          <w:numId w:val="3"/>
+        </w:numPr>
+      </w:pPr>
+      <w:r>
+        <w:t>408 – request timeout</w:t>
+      </w:r>
+    </w:p>
+    <w:p>
+      <w:pPr>
+        <w:pStyle w:val="ListParagraph"/>
+        <w:numPr>
+          <w:ilvl w:val="0"/>
+          <w:numId w:val="3"/>
+        </w:numPr>
+      </w:pPr>
+      <w:r>
+        <w:t>504 – gateway timeout</w:t>
+      </w:r>
+    </w:p>
+    <w:p>
+      <w:r>
+        <w:rPr>
+          <w:b/>
+        </w:rPr>
+        <w:t>Header</w:t>
+      </w:r>
+      <w:r>
+        <w:t xml:space="preserve"> in http – when a http request is </w:t>
+      </w:r>
+      <w:r>
+        <w:t>sent</w:t>
+      </w:r>
+      <w:r>
+        <w:t xml:space="preserve"> over </w:t>
+      </w:r>
+      <w:r>
+        <w:t>any network the data is in packets which contains header, data, end bit</w:t>
+      </w:r>
+      <w:r>
+        <w:t xml:space="preserve"> and other necessary data components. Header in this structure contains necessary meta-data or </w:t>
+      </w:r>
+      <w:r>
+        <w:t>information about the data which is being sent over the internet. This might include what type of data it is, what size is the data,</w:t>
+      </w:r>
+      <w:r>
+        <w:t xml:space="preserve"> whether the data is encrypted or not and other relevant information.</w:t>
       </w:r>
     </w:p>
     <w:sectPr>
@@ -689,6 +2524,140 @@
 <file path=word/numbering.xml><?xml version="1.0" encoding="utf-8"?>
 <w:numbering xmlns:wpc="http://schemas.microsoft.com/office/word/2010/wordprocessingCanvas" xmlns:cx="http://schemas.microsoft.com/office/drawing/2014/chartex" xmlns:cx1="http://schemas.microsoft.com/office/drawing/2015/9/8/chartex" xmlns:cx2="http://schemas.microsoft.com/office/drawing/2015/10/21/chartex" xmlns:cx3="http://schemas.microsoft.com/office/drawing/2016/5/9/chartex" xmlns:cx4="http://schemas.microsoft.com/office/drawing/2016/5/10/chartex" xmlns:cx5="http://schemas.microsoft.com/office/drawing/2016/5/11/chartex" xmlns:cx6="http://schemas.microsoft.com/office/drawing/2016/5/12/chartex" xmlns:cx7="http://schemas.microsoft.com/office/drawing/2016/5/13/chartex" xmlns:cx8="http://schemas.microsoft.com/office/drawing/2016/5/14/chartex" xmlns:mc="http://schemas.openxmlformats.org/markup-compatibility/2006" xmlns:aink="http://schemas.microsoft.com/office/drawing/2016/ink" xmlns:am3d="http://schemas.microsoft.com/office/drawing/2017/model3d" xmlns:o="urn:schemas-microsoft-com:office:office" xmlns:oel="http://schemas.microsoft.com/office/2019/extlst" xmlns:r="http://schemas.openxmlformats.org/officeDocument/2006/relationships" xmlns:m="http://schemas.openxmlformats.org/officeDocument/2006/math" xmlns:v="urn:schemas-microsoft-com:vml" xmlns:wp14="http://schemas.microsoft.com/office/word/2010/wordprocessingDrawing" xmlns:wp="http://schemas.openxmlformats.org/drawingml/2006/wordprocessingDrawing" xmlns:w10="urn:schemas-microsoft-com:office:word" xmlns:w="http://schemas.openxmlformats.org/wordprocessingml/2006/main" xmlns:w14="http://schemas.microsoft.com/office/word/2010/wordml" xmlns:w15="http://schemas.microsoft.com/office/word/2012/wordml" xmlns:w16cex="http://schemas.microsoft.com/office/word/2018/wordml/cex" xmlns:w16cid="http://schemas.microsoft.com/office/word/2016/wordml/cid" xmlns:w16="http://schemas.microsoft.com/office/word/2018/wordml" xmlns:w16du="http://schemas.microsoft.com/office/word/2023/wordml/word16du" xmlns:w16sdtdh="http://schemas.microsoft.com/office/word/2020/wordml/sdtdatahash" xmlns:w16sdtfl="http://schemas.microsoft.com/office/word/2024/wordml/sdtformatlock" xmlns:w16se="http://schemas.microsoft.com/office/word/2015/wordml/symex" xmlns:wpg="http://schemas.microsoft.com/office/word/2010/wordprocessingGroup" xmlns:wpi="http://schemas.microsoft.com/office/word/2010/wordprocessingInk" xmlns:wne="http://schemas.microsoft.com/office/word/2006/wordml" xmlns:wps="http://schemas.microsoft.com/office/word/2010/wordprocessingShape" mc:Ignorable="w14 w15 w16se w16cid w16 w16cex w16sdtdh w16sdtfl w16du wp14">
   <w:abstractNum w:abstractNumId="0" w15:restartNumberingAfterBreak="0">
+    <w:nsid w:val="FFFFFF89"/>
+    <w:multiLevelType w:val="singleLevel"/>
+    <w:tmpl w:val="6CE4D10A"/>
+    <w:lvl w:ilvl="0">
+      <w:start w:val="1"/>
+      <w:numFmt w:val="bullet"/>
+      <w:pStyle w:val="ListBullet"/>
+      <w:lvlText w:val=""/>
+      <w:lvlJc w:val="left"/>
+      <w:pPr>
+        <w:tabs>
+          <w:tab w:val="num" w:pos="360"/>
+        </w:tabs>
+        <w:ind w:left="360" w:hanging="360"/>
+      </w:pPr>
+      <w:rPr>
+        <w:rFonts w:ascii="Symbol" w:hAnsi="Symbol" w:hint="default"/>
+      </w:rPr>
+    </w:lvl>
+  </w:abstractNum>
+  <w:abstractNum w:abstractNumId="1" w15:restartNumberingAfterBreak="0">
+    <w:nsid w:val="1CC56199"/>
+    <w:multiLevelType w:val="hybridMultilevel"/>
+    <w:tmpl w:val="E954FBC6"/>
+    <w:lvl w:ilvl="0" w:tplc="40090001">
+      <w:start w:val="1"/>
+      <w:numFmt w:val="bullet"/>
+      <w:lvlText w:val=""/>
+      <w:lvlJc w:val="left"/>
+      <w:pPr>
+        <w:ind w:left="720" w:hanging="360"/>
+      </w:pPr>
+      <w:rPr>
+        <w:rFonts w:ascii="Symbol" w:hAnsi="Symbol" w:hint="default"/>
+      </w:rPr>
+    </w:lvl>
+    <w:lvl w:ilvl="1" w:tplc="40090003" w:tentative="1">
+      <w:start w:val="1"/>
+      <w:numFmt w:val="bullet"/>
+      <w:lvlText w:val="o"/>
+      <w:lvlJc w:val="left"/>
+      <w:pPr>
+        <w:ind w:left="1440" w:hanging="360"/>
+      </w:pPr>
+      <w:rPr>
+        <w:rFonts w:ascii="Courier New" w:hAnsi="Courier New" w:cs="Courier New" w:hint="default"/>
+      </w:rPr>
+    </w:lvl>
+    <w:lvl w:ilvl="2" w:tplc="40090005" w:tentative="1">
+      <w:start w:val="1"/>
+      <w:numFmt w:val="bullet"/>
+      <w:lvlText w:val=""/>
+      <w:lvlJc w:val="left"/>
+      <w:pPr>
+        <w:ind w:left="2160" w:hanging="360"/>
+      </w:pPr>
+      <w:rPr>
+        <w:rFonts w:ascii="Wingdings" w:hAnsi="Wingdings" w:hint="default"/>
+      </w:rPr>
+    </w:lvl>
+    <w:lvl w:ilvl="3" w:tplc="40090001" w:tentative="1">
+      <w:start w:val="1"/>
+      <w:numFmt w:val="bullet"/>
+      <w:lvlText w:val=""/>
+      <w:lvlJc w:val="left"/>
+      <w:pPr>
+        <w:ind w:left="2880" w:hanging="360"/>
+      </w:pPr>
+      <w:rPr>
+        <w:rFonts w:ascii="Symbol" w:hAnsi="Symbol" w:hint="default"/>
+      </w:rPr>
+    </w:lvl>
+    <w:lvl w:ilvl="4" w:tplc="40090003" w:tentative="1">
+      <w:start w:val="1"/>
+      <w:numFmt w:val="bullet"/>
+      <w:lvlText w:val="o"/>
+      <w:lvlJc w:val="left"/>
+      <w:pPr>
+        <w:ind w:left="3600" w:hanging="360"/>
+      </w:pPr>
+      <w:rPr>
+        <w:rFonts w:ascii="Courier New" w:hAnsi="Courier New" w:cs="Courier New" w:hint="default"/>
+      </w:rPr>
+    </w:lvl>
+    <w:lvl w:ilvl="5" w:tplc="40090005" w:tentative="1">
+      <w:start w:val="1"/>
+      <w:numFmt w:val="bullet"/>
+      <w:lvlText w:val=""/>
+      <w:lvlJc w:val="left"/>
+      <w:pPr>
+        <w:ind w:left="4320" w:hanging="360"/>
+      </w:pPr>
+      <w:rPr>
+        <w:rFonts w:ascii="Wingdings" w:hAnsi="Wingdings" w:hint="default"/>
+      </w:rPr>
+    </w:lvl>
+    <w:lvl w:ilvl="6" w:tplc="40090001" w:tentative="1">
+      <w:start w:val="1"/>
+      <w:numFmt w:val="bullet"/>
+      <w:lvlText w:val=""/>
+      <w:lvlJc w:val="left"/>
+      <w:pPr>
+        <w:ind w:left="5040" w:hanging="360"/>
+      </w:pPr>
+      <w:rPr>
+        <w:rFonts w:ascii="Symbol" w:hAnsi="Symbol" w:hint="default"/>
+      </w:rPr>
+    </w:lvl>
+    <w:lvl w:ilvl="7" w:tplc="40090003" w:tentative="1">
+      <w:start w:val="1"/>
+      <w:numFmt w:val="bullet"/>
+      <w:lvlText w:val="o"/>
+      <w:lvlJc w:val="left"/>
+      <w:pPr>
+        <w:ind w:left="5760" w:hanging="360"/>
+      </w:pPr>
+      <w:rPr>
+        <w:rFonts w:ascii="Courier New" w:hAnsi="Courier New" w:cs="Courier New" w:hint="default"/>
+      </w:rPr>
+    </w:lvl>
+    <w:lvl w:ilvl="8" w:tplc="40090005" w:tentative="1">
+      <w:start w:val="1"/>
+      <w:numFmt w:val="bullet"/>
+      <w:lvlText w:val=""/>
+      <w:lvlJc w:val="left"/>
+      <w:pPr>
+        <w:ind w:left="6480" w:hanging="360"/>
+      </w:pPr>
+      <w:rPr>
+        <w:rFonts w:ascii="Wingdings" w:hAnsi="Wingdings" w:hint="default"/>
+      </w:rPr>
+    </w:lvl>
+  </w:abstractNum>
+  <w:abstractNum w:abstractNumId="2" w15:restartNumberingAfterBreak="0">
     <w:nsid w:val="1EA15087"/>
     <w:multiLevelType w:val="hybridMultilevel"/>
     <w:tmpl w:val="44F0FFE2"/>
@@ -801,7 +2770,129 @@
       </w:rPr>
     </w:lvl>
   </w:abstractNum>
+  <w:abstractNum w:abstractNumId="3" w15:restartNumberingAfterBreak="0">
+    <w:nsid w:val="2B99555C"/>
+    <w:multiLevelType w:val="hybridMultilevel"/>
+    <w:tmpl w:val="C03A0066"/>
+    <w:lvl w:ilvl="0" w:tplc="40090001">
+      <w:start w:val="1"/>
+      <w:numFmt w:val="bullet"/>
+      <w:lvlText w:val=""/>
+      <w:lvlJc w:val="left"/>
+      <w:pPr>
+        <w:ind w:left="720" w:hanging="360"/>
+      </w:pPr>
+      <w:rPr>
+        <w:rFonts w:ascii="Symbol" w:hAnsi="Symbol" w:hint="default"/>
+      </w:rPr>
+    </w:lvl>
+    <w:lvl w:ilvl="1" w:tplc="40090003" w:tentative="1">
+      <w:start w:val="1"/>
+      <w:numFmt w:val="bullet"/>
+      <w:lvlText w:val="o"/>
+      <w:lvlJc w:val="left"/>
+      <w:pPr>
+        <w:ind w:left="1440" w:hanging="360"/>
+      </w:pPr>
+      <w:rPr>
+        <w:rFonts w:ascii="Courier New" w:hAnsi="Courier New" w:cs="Courier New" w:hint="default"/>
+      </w:rPr>
+    </w:lvl>
+    <w:lvl w:ilvl="2" w:tplc="40090005" w:tentative="1">
+      <w:start w:val="1"/>
+      <w:numFmt w:val="bullet"/>
+      <w:lvlText w:val=""/>
+      <w:lvlJc w:val="left"/>
+      <w:pPr>
+        <w:ind w:left="2160" w:hanging="360"/>
+      </w:pPr>
+      <w:rPr>
+        <w:rFonts w:ascii="Wingdings" w:hAnsi="Wingdings" w:hint="default"/>
+      </w:rPr>
+    </w:lvl>
+    <w:lvl w:ilvl="3" w:tplc="40090001" w:tentative="1">
+      <w:start w:val="1"/>
+      <w:numFmt w:val="bullet"/>
+      <w:lvlText w:val=""/>
+      <w:lvlJc w:val="left"/>
+      <w:pPr>
+        <w:ind w:left="2880" w:hanging="360"/>
+      </w:pPr>
+      <w:rPr>
+        <w:rFonts w:ascii="Symbol" w:hAnsi="Symbol" w:hint="default"/>
+      </w:rPr>
+    </w:lvl>
+    <w:lvl w:ilvl="4" w:tplc="40090003" w:tentative="1">
+      <w:start w:val="1"/>
+      <w:numFmt w:val="bullet"/>
+      <w:lvlText w:val="o"/>
+      <w:lvlJc w:val="left"/>
+      <w:pPr>
+        <w:ind w:left="3600" w:hanging="360"/>
+      </w:pPr>
+      <w:rPr>
+        <w:rFonts w:ascii="Courier New" w:hAnsi="Courier New" w:cs="Courier New" w:hint="default"/>
+      </w:rPr>
+    </w:lvl>
+    <w:lvl w:ilvl="5" w:tplc="40090005" w:tentative="1">
+      <w:start w:val="1"/>
+      <w:numFmt w:val="bullet"/>
+      <w:lvlText w:val=""/>
+      <w:lvlJc w:val="left"/>
+      <w:pPr>
+        <w:ind w:left="4320" w:hanging="360"/>
+      </w:pPr>
+      <w:rPr>
+        <w:rFonts w:ascii="Wingdings" w:hAnsi="Wingdings" w:hint="default"/>
+      </w:rPr>
+    </w:lvl>
+    <w:lvl w:ilvl="6" w:tplc="40090001" w:tentative="1">
+      <w:start w:val="1"/>
+      <w:numFmt w:val="bullet"/>
+      <w:lvlText w:val=""/>
+      <w:lvlJc w:val="left"/>
+      <w:pPr>
+        <w:ind w:left="5040" w:hanging="360"/>
+      </w:pPr>
+      <w:rPr>
+        <w:rFonts w:ascii="Symbol" w:hAnsi="Symbol" w:hint="default"/>
+      </w:rPr>
+    </w:lvl>
+    <w:lvl w:ilvl="7" w:tplc="40090003" w:tentative="1">
+      <w:start w:val="1"/>
+      <w:numFmt w:val="bullet"/>
+      <w:lvlText w:val="o"/>
+      <w:lvlJc w:val="left"/>
+      <w:pPr>
+        <w:ind w:left="5760" w:hanging="360"/>
+      </w:pPr>
+      <w:rPr>
+        <w:rFonts w:ascii="Courier New" w:hAnsi="Courier New" w:cs="Courier New" w:hint="default"/>
+      </w:rPr>
+    </w:lvl>
+    <w:lvl w:ilvl="8" w:tplc="40090005" w:tentative="1">
+      <w:start w:val="1"/>
+      <w:numFmt w:val="bullet"/>
+      <w:lvlText w:val=""/>
+      <w:lvlJc w:val="left"/>
+      <w:pPr>
+        <w:ind w:left="6480" w:hanging="360"/>
+      </w:pPr>
+      <w:rPr>
+        <w:rFonts w:ascii="Wingdings" w:hAnsi="Wingdings" w:hint="default"/>
+      </w:rPr>
+    </w:lvl>
+  </w:abstractNum>
   <w:num w:numId="1" w16cid:durableId="516389880">
+    <w:abstractNumId w:val="2"/>
+  </w:num>
+  <w:num w:numId="2" w16cid:durableId="1637711801">
+    <w:abstractNumId w:val="3"/>
+  </w:num>
+  <w:num w:numId="3" w16cid:durableId="647975665">
+    <w:abstractNumId w:val="1"/>
+  </w:num>
+  <w:num w:numId="4" w16cid:durableId="1219898962">
     <w:abstractNumId w:val="0"/>
   </w:num>
 </w:numbering>
@@ -1724,6 +3815,19 @@
       <w:spacing w:val="5"/>
     </w:rPr>
   </w:style>
+  <w:style w:type="paragraph" w:styleId="ListBullet">
+    <w:name w:val="List Bullet"/>
+    <w:basedOn w:val="Normal"/>
+    <w:uiPriority w:val="99"/>
+    <w:unhideWhenUsed/>
+    <w:rsid w:val="002D1C03"/>
+    <w:pPr>
+      <w:numPr>
+        <w:numId w:val="4"/>
+      </w:numPr>
+      <w:contextualSpacing/>
+    </w:pPr>
+  </w:style>
 </w:styles>
 </file>
 
@@ -2040,4 +4144,198 @@
     </a:ext>
   </a:extLst>
 </a:theme>
+</file>
+
+<file path=customXml/item1.xml><?xml version="1.0" encoding="utf-8"?>
+<ct:contentTypeSchema xmlns:ct="http://schemas.microsoft.com/office/2006/metadata/contentType" xmlns:ma="http://schemas.microsoft.com/office/2006/metadata/properties/metaAttributes" ct:_="" ma:_="" ma:contentTypeName="Document" ma:contentTypeID="0x0101000E8A4D0EEB8B37499EA0DD9032F4705E" ma:contentTypeVersion="4" ma:contentTypeDescription="Create a new document." ma:contentTypeScope="" ma:versionID="40043f2a9f378e98fde0ed3ca7914766">
+  <xsd:schema xmlns:xsd="http://www.w3.org/2001/XMLSchema" xmlns:xs="http://www.w3.org/2001/XMLSchema" xmlns:p="http://schemas.microsoft.com/office/2006/metadata/properties" xmlns:ns3="b47e4c68-1e7e-4876-b414-939b15c80bfd" targetNamespace="http://schemas.microsoft.com/office/2006/metadata/properties" ma:root="true" ma:fieldsID="f552078268751f744131a76ff15ba7c5" ns3:_="">
+    <xsd:import namespace="b47e4c68-1e7e-4876-b414-939b15c80bfd"/>
+    <xsd:element name="properties">
+      <xsd:complexType>
+        <xsd:sequence>
+          <xsd:element name="documentManagement">
+            <xsd:complexType>
+              <xsd:all>
+                <xsd:element ref="ns3:MediaServiceDateTaken" minOccurs="0"/>
+                <xsd:element ref="ns3:MediaServiceMetadata" minOccurs="0"/>
+                <xsd:element ref="ns3:MediaServiceFastMetadata" minOccurs="0"/>
+                <xsd:element ref="ns3:MediaServiceSearchProperties" minOccurs="0"/>
+              </xsd:all>
+            </xsd:complexType>
+          </xsd:element>
+        </xsd:sequence>
+      </xsd:complexType>
+    </xsd:element>
+  </xsd:schema>
+  <xsd:schema xmlns:xsd="http://www.w3.org/2001/XMLSchema" xmlns:xs="http://www.w3.org/2001/XMLSchema" xmlns:dms="http://schemas.microsoft.com/office/2006/documentManagement/types" xmlns:pc="http://schemas.microsoft.com/office/infopath/2007/PartnerControls" targetNamespace="b47e4c68-1e7e-4876-b414-939b15c80bfd" elementFormDefault="qualified">
+    <xsd:import namespace="http://schemas.microsoft.com/office/2006/documentManagement/types"/>
+    <xsd:import namespace="http://schemas.microsoft.com/office/infopath/2007/PartnerControls"/>
+    <xsd:element name="MediaServiceDateTaken" ma:index="8" nillable="true" ma:displayName="MediaServiceDateTaken" ma:hidden="true" ma:indexed="true" ma:internalName="MediaServiceDateTaken" ma:readOnly="true">
+      <xsd:simpleType>
+        <xsd:restriction base="dms:Text"/>
+      </xsd:simpleType>
+    </xsd:element>
+    <xsd:element name="MediaServiceMetadata" ma:index="9" nillable="true" ma:displayName="MediaServiceMetadata" ma:hidden="true" ma:internalName="MediaServiceMetadata" ma:readOnly="true">
+      <xsd:simpleType>
+        <xsd:restriction base="dms:Note"/>
+      </xsd:simpleType>
+    </xsd:element>
+    <xsd:element name="MediaServiceFastMetadata" ma:index="10" nillable="true" ma:displayName="MediaServiceFastMetadata" ma:hidden="true" ma:internalName="MediaServiceFastMetadata" ma:readOnly="true">
+      <xsd:simpleType>
+        <xsd:restriction base="dms:Note"/>
+      </xsd:simpleType>
+    </xsd:element>
+    <xsd:element name="MediaServiceSearchProperties" ma:index="11" nillable="true" ma:displayName="MediaServiceSearchProperties" ma:hidden="true" ma:internalName="MediaServiceSearchProperties" ma:readOnly="true">
+      <xsd:simpleType>
+        <xsd:restriction base="dms:Note"/>
+      </xsd:simpleType>
+    </xsd:element>
+  </xsd:schema>
+  <xsd:schema xmlns="http://schemas.openxmlformats.org/package/2006/metadata/core-properties" xmlns:xsd="http://www.w3.org/2001/XMLSchema" xmlns:xsi="http://www.w3.org/2001/XMLSchema-instance" xmlns:dc="http://purl.org/dc/elements/1.1/" xmlns:dcterms="http://purl.org/dc/terms/" xmlns:odoc="http://schemas.microsoft.com/internal/obd" targetNamespace="http://schemas.openxmlformats.org/package/2006/metadata/core-properties" elementFormDefault="qualified" attributeFormDefault="unqualified" blockDefault="#all">
+    <xsd:import namespace="http://purl.org/dc/elements/1.1/" schemaLocation="http://dublincore.org/schemas/xmls/qdc/2003/04/02/dc.xsd"/>
+    <xsd:import namespace="http://purl.org/dc/terms/" schemaLocation="http://dublincore.org/schemas/xmls/qdc/2003/04/02/dcterms.xsd"/>
+    <xsd:element name="coreProperties" type="CT_coreProperties"/>
+    <xsd:complexType name="CT_coreProperties">
+      <xsd:all>
+        <xsd:element ref="dc:creator" minOccurs="0" maxOccurs="1"/>
+        <xsd:element ref="dcterms:created" minOccurs="0" maxOccurs="1"/>
+        <xsd:element ref="dc:identifier" minOccurs="0" maxOccurs="1"/>
+        <xsd:element name="contentType" minOccurs="0" maxOccurs="1" type="xsd:string" ma:index="0" ma:displayName="Content Type"/>
+        <xsd:element ref="dc:title" minOccurs="0" maxOccurs="1" ma:index="4" ma:displayName="Title"/>
+        <xsd:element ref="dc:subject" minOccurs="0" maxOccurs="1"/>
+        <xsd:element ref="dc:description" minOccurs="0" maxOccurs="1"/>
+        <xsd:element name="keywords" minOccurs="0" maxOccurs="1" type="xsd:string"/>
+        <xsd:element ref="dc:language" minOccurs="0" maxOccurs="1"/>
+        <xsd:element name="category" minOccurs="0" maxOccurs="1" type="xsd:string"/>
+        <xsd:element name="version" minOccurs="0" maxOccurs="1" type="xsd:string"/>
+        <xsd:element name="revision" minOccurs="0" maxOccurs="1" type="xsd:string">
+          <xsd:annotation>
+            <xsd:documentation>
+                        This value indicates the number of saves or revisions. The application is responsible for updating this value after each revision.
+                    </xsd:documentation>
+          </xsd:annotation>
+        </xsd:element>
+        <xsd:element name="lastModifiedBy" minOccurs="0" maxOccurs="1" type="xsd:string"/>
+        <xsd:element ref="dcterms:modified" minOccurs="0" maxOccurs="1"/>
+        <xsd:element name="contentStatus" minOccurs="0" maxOccurs="1" type="xsd:string"/>
+      </xsd:all>
+    </xsd:complexType>
+  </xsd:schema>
+  <xs:schema xmlns:pc="http://schemas.microsoft.com/office/infopath/2007/PartnerControls" xmlns:xs="http://www.w3.org/2001/XMLSchema" targetNamespace="http://schemas.microsoft.com/office/infopath/2007/PartnerControls" elementFormDefault="qualified" attributeFormDefault="unqualified">
+    <xs:element name="Person">
+      <xs:complexType>
+        <xs:sequence>
+          <xs:element ref="pc:DisplayName" minOccurs="0"/>
+          <xs:element ref="pc:AccountId" minOccurs="0"/>
+          <xs:element ref="pc:AccountType" minOccurs="0"/>
+        </xs:sequence>
+      </xs:complexType>
+    </xs:element>
+    <xs:element name="DisplayName" type="xs:string"/>
+    <xs:element name="AccountId" type="xs:string"/>
+    <xs:element name="AccountType" type="xs:string"/>
+    <xs:element name="BDCAssociatedEntity">
+      <xs:complexType>
+        <xs:sequence>
+          <xs:element ref="pc:BDCEntity" minOccurs="0" maxOccurs="unbounded"/>
+        </xs:sequence>
+        <xs:attribute ref="pc:EntityNamespace"/>
+        <xs:attribute ref="pc:EntityName"/>
+        <xs:attribute ref="pc:SystemInstanceName"/>
+        <xs:attribute ref="pc:AssociationName"/>
+      </xs:complexType>
+    </xs:element>
+    <xs:attribute name="EntityNamespace" type="xs:string"/>
+    <xs:attribute name="EntityName" type="xs:string"/>
+    <xs:attribute name="SystemInstanceName" type="xs:string"/>
+    <xs:attribute name="AssociationName" type="xs:string"/>
+    <xs:element name="BDCEntity">
+      <xs:complexType>
+        <xs:sequence>
+          <xs:element ref="pc:EntityDisplayName" minOccurs="0"/>
+          <xs:element ref="pc:EntityInstanceReference" minOccurs="0"/>
+          <xs:element ref="pc:EntityId1" minOccurs="0"/>
+          <xs:element ref="pc:EntityId2" minOccurs="0"/>
+          <xs:element ref="pc:EntityId3" minOccurs="0"/>
+          <xs:element ref="pc:EntityId4" minOccurs="0"/>
+          <xs:element ref="pc:EntityId5" minOccurs="0"/>
+        </xs:sequence>
+      </xs:complexType>
+    </xs:element>
+    <xs:element name="EntityDisplayName" type="xs:string"/>
+    <xs:element name="EntityInstanceReference" type="xs:string"/>
+    <xs:element name="EntityId1" type="xs:string"/>
+    <xs:element name="EntityId2" type="xs:string"/>
+    <xs:element name="EntityId3" type="xs:string"/>
+    <xs:element name="EntityId4" type="xs:string"/>
+    <xs:element name="EntityId5" type="xs:string"/>
+    <xs:element name="Terms">
+      <xs:complexType>
+        <xs:sequence>
+          <xs:element ref="pc:TermInfo" minOccurs="0" maxOccurs="unbounded"/>
+        </xs:sequence>
+      </xs:complexType>
+    </xs:element>
+    <xs:element name="TermInfo">
+      <xs:complexType>
+        <xs:sequence>
+          <xs:element ref="pc:TermName" minOccurs="0"/>
+          <xs:element ref="pc:TermId" minOccurs="0"/>
+        </xs:sequence>
+      </xs:complexType>
+    </xs:element>
+    <xs:element name="TermName" type="xs:string"/>
+    <xs:element name="TermId" type="xs:string"/>
+  </xs:schema>
+</ct:contentTypeSchema>
+</file>
+
+<file path=customXml/item2.xml><?xml version="1.0" encoding="utf-8"?>
+<?mso-contentType ?>
+<FormTemplates xmlns="http://schemas.microsoft.com/sharepoint/v3/contenttype/forms">
+  <Display>DocumentLibraryForm</Display>
+  <Edit>DocumentLibraryForm</Edit>
+  <New>DocumentLibraryForm</New>
+</FormTemplates>
+</file>
+
+<file path=customXml/item3.xml><?xml version="1.0" encoding="utf-8"?>
+<p:properties xmlns:p="http://schemas.microsoft.com/office/2006/metadata/properties" xmlns:xsi="http://www.w3.org/2001/XMLSchema-instance" xmlns:pc="http://schemas.microsoft.com/office/infopath/2007/PartnerControls">
+  <documentManagement/>
+</p:properties>
+</file>
+
+<file path=customXml/itemProps1.xml><?xml version="1.0" encoding="utf-8"?>
+<ds:datastoreItem xmlns:ds="http://schemas.openxmlformats.org/officeDocument/2006/customXml" ds:itemID="{66ABB6B2-EB56-4EFB-A02D-E4DD646619C4}">
+  <ds:schemaRefs>
+    <ds:schemaRef ds:uri="http://schemas.microsoft.com/office/2006/metadata/contentType"/>
+    <ds:schemaRef ds:uri="http://schemas.microsoft.com/office/2006/metadata/properties/metaAttributes"/>
+    <ds:schemaRef ds:uri="http://www.w3.org/2001/XMLSchema"/>
+    <ds:schemaRef ds:uri="http://schemas.microsoft.com/office/2006/metadata/properties"/>
+    <ds:schemaRef ds:uri="b47e4c68-1e7e-4876-b414-939b15c80bfd"/>
+    <ds:schemaRef ds:uri="http://schemas.microsoft.com/office/2006/documentManagement/types"/>
+    <ds:schemaRef ds:uri="http://schemas.microsoft.com/office/infopath/2007/PartnerControls"/>
+    <ds:schemaRef ds:uri="http://schemas.openxmlformats.org/package/2006/metadata/core-properties"/>
+    <ds:schemaRef ds:uri="http://purl.org/dc/elements/1.1/"/>
+    <ds:schemaRef ds:uri="http://purl.org/dc/terms/"/>
+    <ds:schemaRef ds:uri="http://schemas.microsoft.com/internal/obd"/>
+  </ds:schemaRefs>
+</ds:datastoreItem>
+</file>
+
+<file path=customXml/itemProps2.xml><?xml version="1.0" encoding="utf-8"?>
+<ds:datastoreItem xmlns:ds="http://schemas.openxmlformats.org/officeDocument/2006/customXml" ds:itemID="{5556582F-B137-4FE3-B572-DFDF21C460B8}">
+  <ds:schemaRefs>
+    <ds:schemaRef ds:uri="http://schemas.microsoft.com/sharepoint/v3/contenttype/forms"/>
+  </ds:schemaRefs>
+</ds:datastoreItem>
+</file>
+
+<file path=customXml/itemProps3.xml><?xml version="1.0" encoding="utf-8"?>
+<ds:datastoreItem xmlns:ds="http://schemas.openxmlformats.org/officeDocument/2006/customXml" ds:itemID="{6B365499-7A01-41EF-8C7C-9FDBD1D1F6E7}">
+  <ds:schemaRefs>
+    <ds:schemaRef ds:uri="http://schemas.microsoft.com/office/2006/metadata/properties"/>
+    <ds:schemaRef ds:uri="http://schemas.microsoft.com/office/infopath/2007/PartnerControls"/>
+  </ds:schemaRefs>
+</ds:datastoreItem>
 </file>